--- a/20251/IntSys/Bài tập nộp/assign5_03CLC.03_tungnh.docx
+++ b/20251/IntSys/Bài tập nộp/assign5_03CLC.03_tungnh.docx
@@ -160,6 +160,9 @@
     </w:p>
     <w:p>
       <w:r>
+        <w:rPr>
+          <w:noProof/>
+        </w:rPr>
         <w:drawing>
           <wp:inline distT="0" distB="0" distL="0" distR="0" wp14:anchorId="79EADAAC" wp14:editId="7FD13269">
             <wp:extent cx="5943600" cy="3073400"/>
@@ -1679,6 +1682,9 @@
     </w:p>
     <w:p>
       <w:r>
+        <w:rPr>
+          <w:noProof/>
+        </w:rPr>
         <w:drawing>
           <wp:inline distT="0" distB="0" distL="0" distR="0" wp14:anchorId="79BF358C" wp14:editId="4078DAE5">
             <wp:extent cx="5943600" cy="2289810"/>
@@ -1718,6 +1724,9 @@
     </w:p>
     <w:p>
       <w:r>
+        <w:rPr>
+          <w:noProof/>
+        </w:rPr>
         <w:drawing>
           <wp:inline distT="0" distB="0" distL="0" distR="0" wp14:anchorId="03C338FA" wp14:editId="6505F9DC">
             <wp:extent cx="5943600" cy="2726690"/>
@@ -1757,6 +1766,9 @@
     </w:p>
     <w:p>
       <w:r>
+        <w:rPr>
+          <w:noProof/>
+        </w:rPr>
         <w:drawing>
           <wp:inline distT="0" distB="0" distL="0" distR="0" wp14:anchorId="0051348C" wp14:editId="5CE27DA8">
             <wp:extent cx="5943600" cy="2193925"/>
@@ -1796,6 +1808,9 @@
     </w:p>
     <w:p>
       <w:r>
+        <w:rPr>
+          <w:noProof/>
+        </w:rPr>
         <w:lastRenderedPageBreak/>
         <w:drawing>
           <wp:inline distT="0" distB="0" distL="0" distR="0" wp14:anchorId="44F6284A" wp14:editId="0D7FD2D8">
@@ -1836,6 +1851,9 @@
     </w:p>
     <w:p>
       <w:r>
+        <w:rPr>
+          <w:noProof/>
+        </w:rPr>
         <w:drawing>
           <wp:inline distT="0" distB="0" distL="0" distR="0" wp14:anchorId="0EE2E576" wp14:editId="19FA8825">
             <wp:extent cx="5943600" cy="2268855"/>
@@ -1875,6 +1893,9 @@
     </w:p>
     <w:p>
       <w:r>
+        <w:rPr>
+          <w:noProof/>
+        </w:rPr>
         <w:drawing>
           <wp:inline distT="0" distB="0" distL="0" distR="0" wp14:anchorId="421D7425" wp14:editId="236697B3">
             <wp:extent cx="5943600" cy="2322830"/>
@@ -1915,6 +1936,9 @@
     <w:p/>
     <w:p>
       <w:r>
+        <w:rPr>
+          <w:noProof/>
+        </w:rPr>
         <w:lastRenderedPageBreak/>
         <w:drawing>
           <wp:inline distT="0" distB="0" distL="0" distR="0" wp14:anchorId="2B6C8B1F" wp14:editId="36B79D3D">
@@ -3212,7 +3236,592 @@
         <w:t>5.4.</w:t>
       </w:r>
     </w:p>
+    <w:p>
+      <w:r>
+        <w:t>a.</w:t>
+      </w:r>
+    </w:p>
+    <w:p>
+      <w:r>
+        <w:drawing>
+          <wp:inline distT="0" distB="0" distL="0" distR="0" wp14:anchorId="570517EC" wp14:editId="023CC4EC">
+            <wp:extent cx="5943600" cy="2367915"/>
+            <wp:effectExtent l="0" t="0" r="0" b="0"/>
+            <wp:docPr id="1920081597" name="Picture 1"/>
+            <wp:cNvGraphicFramePr>
+              <a:graphicFrameLocks xmlns:a="http://schemas.openxmlformats.org/drawingml/2006/main" noChangeAspect="1"/>
+            </wp:cNvGraphicFramePr>
+            <a:graphic xmlns:a="http://schemas.openxmlformats.org/drawingml/2006/main">
+              <a:graphicData uri="http://schemas.openxmlformats.org/drawingml/2006/picture">
+                <pic:pic xmlns:pic="http://schemas.openxmlformats.org/drawingml/2006/picture">
+                  <pic:nvPicPr>
+                    <pic:cNvPr id="1920081597" name=""/>
+                    <pic:cNvPicPr/>
+                  </pic:nvPicPr>
+                  <pic:blipFill>
+                    <a:blip r:embed="rId13"/>
+                    <a:stretch>
+                      <a:fillRect/>
+                    </a:stretch>
+                  </pic:blipFill>
+                  <pic:spPr>
+                    <a:xfrm>
+                      <a:off x="0" y="0"/>
+                      <a:ext cx="5943600" cy="2367915"/>
+                    </a:xfrm>
+                    <a:prstGeom prst="rect">
+                      <a:avLst/>
+                    </a:prstGeom>
+                  </pic:spPr>
+                </pic:pic>
+              </a:graphicData>
+            </a:graphic>
+          </wp:inline>
+        </w:drawing>
+      </w:r>
+    </w:p>
+    <w:p>
+      <w:r>
+        <w:lastRenderedPageBreak/>
+        <w:drawing>
+          <wp:inline distT="0" distB="0" distL="0" distR="0" wp14:anchorId="00F9A4CA" wp14:editId="202F1D63">
+            <wp:extent cx="5943600" cy="3909060"/>
+            <wp:effectExtent l="0" t="0" r="0" b="0"/>
+            <wp:docPr id="812961774" name="Picture 1"/>
+            <wp:cNvGraphicFramePr>
+              <a:graphicFrameLocks xmlns:a="http://schemas.openxmlformats.org/drawingml/2006/main" noChangeAspect="1"/>
+            </wp:cNvGraphicFramePr>
+            <a:graphic xmlns:a="http://schemas.openxmlformats.org/drawingml/2006/main">
+              <a:graphicData uri="http://schemas.openxmlformats.org/drawingml/2006/picture">
+                <pic:pic xmlns:pic="http://schemas.openxmlformats.org/drawingml/2006/picture">
+                  <pic:nvPicPr>
+                    <pic:cNvPr id="812961774" name=""/>
+                    <pic:cNvPicPr/>
+                  </pic:nvPicPr>
+                  <pic:blipFill>
+                    <a:blip r:embed="rId14"/>
+                    <a:stretch>
+                      <a:fillRect/>
+                    </a:stretch>
+                  </pic:blipFill>
+                  <pic:spPr>
+                    <a:xfrm>
+                      <a:off x="0" y="0"/>
+                      <a:ext cx="5943600" cy="3909060"/>
+                    </a:xfrm>
+                    <a:prstGeom prst="rect">
+                      <a:avLst/>
+                    </a:prstGeom>
+                  </pic:spPr>
+                </pic:pic>
+              </a:graphicData>
+            </a:graphic>
+          </wp:inline>
+        </w:drawing>
+      </w:r>
+    </w:p>
     <w:p/>
+    <w:p>
+      <w:r>
+        <w:br w:type="page"/>
+      </w:r>
+    </w:p>
+    <w:p>
+      <w:r>
+        <w:lastRenderedPageBreak/>
+        <w:t>b.</w:t>
+      </w:r>
+    </w:p>
+    <w:p>
+      <w:r>
+        <w:drawing>
+          <wp:inline distT="0" distB="0" distL="0" distR="0" wp14:anchorId="6213F503" wp14:editId="2FF2E11B">
+            <wp:extent cx="5943600" cy="3747770"/>
+            <wp:effectExtent l="0" t="0" r="0" b="5080"/>
+            <wp:docPr id="132694622" name="Picture 1"/>
+            <wp:cNvGraphicFramePr>
+              <a:graphicFrameLocks xmlns:a="http://schemas.openxmlformats.org/drawingml/2006/main" noChangeAspect="1"/>
+            </wp:cNvGraphicFramePr>
+            <a:graphic xmlns:a="http://schemas.openxmlformats.org/drawingml/2006/main">
+              <a:graphicData uri="http://schemas.openxmlformats.org/drawingml/2006/picture">
+                <pic:pic xmlns:pic="http://schemas.openxmlformats.org/drawingml/2006/picture">
+                  <pic:nvPicPr>
+                    <pic:cNvPr id="132694622" name=""/>
+                    <pic:cNvPicPr/>
+                  </pic:nvPicPr>
+                  <pic:blipFill>
+                    <a:blip r:embed="rId15"/>
+                    <a:stretch>
+                      <a:fillRect/>
+                    </a:stretch>
+                  </pic:blipFill>
+                  <pic:spPr>
+                    <a:xfrm>
+                      <a:off x="0" y="0"/>
+                      <a:ext cx="5943600" cy="3747770"/>
+                    </a:xfrm>
+                    <a:prstGeom prst="rect">
+                      <a:avLst/>
+                    </a:prstGeom>
+                  </pic:spPr>
+                </pic:pic>
+              </a:graphicData>
+            </a:graphic>
+          </wp:inline>
+        </w:drawing>
+      </w:r>
+    </w:p>
+    <w:p>
+      <w:r>
+        <w:drawing>
+          <wp:inline distT="0" distB="0" distL="0" distR="0" wp14:anchorId="18905BF7" wp14:editId="49D2EE8B">
+            <wp:extent cx="5943600" cy="3405505"/>
+            <wp:effectExtent l="0" t="0" r="0" b="4445"/>
+            <wp:docPr id="491122780" name="Picture 1"/>
+            <wp:cNvGraphicFramePr>
+              <a:graphicFrameLocks xmlns:a="http://schemas.openxmlformats.org/drawingml/2006/main" noChangeAspect="1"/>
+            </wp:cNvGraphicFramePr>
+            <a:graphic xmlns:a="http://schemas.openxmlformats.org/drawingml/2006/main">
+              <a:graphicData uri="http://schemas.openxmlformats.org/drawingml/2006/picture">
+                <pic:pic xmlns:pic="http://schemas.openxmlformats.org/drawingml/2006/picture">
+                  <pic:nvPicPr>
+                    <pic:cNvPr id="491122780" name=""/>
+                    <pic:cNvPicPr/>
+                  </pic:nvPicPr>
+                  <pic:blipFill>
+                    <a:blip r:embed="rId16"/>
+                    <a:stretch>
+                      <a:fillRect/>
+                    </a:stretch>
+                  </pic:blipFill>
+                  <pic:spPr>
+                    <a:xfrm>
+                      <a:off x="0" y="0"/>
+                      <a:ext cx="5943600" cy="3405505"/>
+                    </a:xfrm>
+                    <a:prstGeom prst="rect">
+                      <a:avLst/>
+                    </a:prstGeom>
+                  </pic:spPr>
+                </pic:pic>
+              </a:graphicData>
+            </a:graphic>
+          </wp:inline>
+        </w:drawing>
+      </w:r>
+    </w:p>
+    <w:p/>
+    <w:p>
+      <w:r>
+        <w:lastRenderedPageBreak/>
+        <w:drawing>
+          <wp:inline distT="0" distB="0" distL="0" distR="0" wp14:anchorId="02BA4680" wp14:editId="2136C18F">
+            <wp:extent cx="5943600" cy="2323465"/>
+            <wp:effectExtent l="0" t="0" r="0" b="635"/>
+            <wp:docPr id="388195568" name="Picture 1"/>
+            <wp:cNvGraphicFramePr>
+              <a:graphicFrameLocks xmlns:a="http://schemas.openxmlformats.org/drawingml/2006/main" noChangeAspect="1"/>
+            </wp:cNvGraphicFramePr>
+            <a:graphic xmlns:a="http://schemas.openxmlformats.org/drawingml/2006/main">
+              <a:graphicData uri="http://schemas.openxmlformats.org/drawingml/2006/picture">
+                <pic:pic xmlns:pic="http://schemas.openxmlformats.org/drawingml/2006/picture">
+                  <pic:nvPicPr>
+                    <pic:cNvPr id="388195568" name=""/>
+                    <pic:cNvPicPr/>
+                  </pic:nvPicPr>
+                  <pic:blipFill>
+                    <a:blip r:embed="rId17"/>
+                    <a:stretch>
+                      <a:fillRect/>
+                    </a:stretch>
+                  </pic:blipFill>
+                  <pic:spPr>
+                    <a:xfrm>
+                      <a:off x="0" y="0"/>
+                      <a:ext cx="5943600" cy="2323465"/>
+                    </a:xfrm>
+                    <a:prstGeom prst="rect">
+                      <a:avLst/>
+                    </a:prstGeom>
+                  </pic:spPr>
+                </pic:pic>
+              </a:graphicData>
+            </a:graphic>
+          </wp:inline>
+        </w:drawing>
+      </w:r>
+    </w:p>
+    <w:p/>
+    <w:p>
+      <w:r>
+        <w:t>c.</w:t>
+      </w:r>
+    </w:p>
+    <w:p>
+      <w:r>
+        <w:drawing>
+          <wp:inline distT="0" distB="0" distL="0" distR="0" wp14:anchorId="2AB0B748" wp14:editId="24C40093">
+            <wp:extent cx="5943600" cy="3548380"/>
+            <wp:effectExtent l="0" t="0" r="0" b="0"/>
+            <wp:docPr id="688927797" name="Picture 1"/>
+            <wp:cNvGraphicFramePr>
+              <a:graphicFrameLocks xmlns:a="http://schemas.openxmlformats.org/drawingml/2006/main" noChangeAspect="1"/>
+            </wp:cNvGraphicFramePr>
+            <a:graphic xmlns:a="http://schemas.openxmlformats.org/drawingml/2006/main">
+              <a:graphicData uri="http://schemas.openxmlformats.org/drawingml/2006/picture">
+                <pic:pic xmlns:pic="http://schemas.openxmlformats.org/drawingml/2006/picture">
+                  <pic:nvPicPr>
+                    <pic:cNvPr id="688927797" name=""/>
+                    <pic:cNvPicPr/>
+                  </pic:nvPicPr>
+                  <pic:blipFill>
+                    <a:blip r:embed="rId18"/>
+                    <a:stretch>
+                      <a:fillRect/>
+                    </a:stretch>
+                  </pic:blipFill>
+                  <pic:spPr>
+                    <a:xfrm>
+                      <a:off x="0" y="0"/>
+                      <a:ext cx="5943600" cy="3548380"/>
+                    </a:xfrm>
+                    <a:prstGeom prst="rect">
+                      <a:avLst/>
+                    </a:prstGeom>
+                  </pic:spPr>
+                </pic:pic>
+              </a:graphicData>
+            </a:graphic>
+          </wp:inline>
+        </w:drawing>
+      </w:r>
+    </w:p>
+    <w:p>
+      <w:r>
+        <w:lastRenderedPageBreak/>
+        <w:drawing>
+          <wp:inline distT="0" distB="0" distL="0" distR="0" wp14:anchorId="50C48DD1" wp14:editId="51967FA8">
+            <wp:extent cx="5943600" cy="3995420"/>
+            <wp:effectExtent l="0" t="0" r="0" b="5080"/>
+            <wp:docPr id="1531309337" name="Picture 1"/>
+            <wp:cNvGraphicFramePr>
+              <a:graphicFrameLocks xmlns:a="http://schemas.openxmlformats.org/drawingml/2006/main" noChangeAspect="1"/>
+            </wp:cNvGraphicFramePr>
+            <a:graphic xmlns:a="http://schemas.openxmlformats.org/drawingml/2006/main">
+              <a:graphicData uri="http://schemas.openxmlformats.org/drawingml/2006/picture">
+                <pic:pic xmlns:pic="http://schemas.openxmlformats.org/drawingml/2006/picture">
+                  <pic:nvPicPr>
+                    <pic:cNvPr id="1531309337" name=""/>
+                    <pic:cNvPicPr/>
+                  </pic:nvPicPr>
+                  <pic:blipFill>
+                    <a:blip r:embed="rId19"/>
+                    <a:stretch>
+                      <a:fillRect/>
+                    </a:stretch>
+                  </pic:blipFill>
+                  <pic:spPr>
+                    <a:xfrm>
+                      <a:off x="0" y="0"/>
+                      <a:ext cx="5943600" cy="3995420"/>
+                    </a:xfrm>
+                    <a:prstGeom prst="rect">
+                      <a:avLst/>
+                    </a:prstGeom>
+                  </pic:spPr>
+                </pic:pic>
+              </a:graphicData>
+            </a:graphic>
+          </wp:inline>
+        </w:drawing>
+      </w:r>
+    </w:p>
+    <w:p>
+      <w:r>
+        <w:drawing>
+          <wp:inline distT="0" distB="0" distL="0" distR="0" wp14:anchorId="13EDE515" wp14:editId="15C8A4DB">
+            <wp:extent cx="5943600" cy="3116580"/>
+            <wp:effectExtent l="0" t="0" r="0" b="7620"/>
+            <wp:docPr id="853833863" name="Picture 1"/>
+            <wp:cNvGraphicFramePr>
+              <a:graphicFrameLocks xmlns:a="http://schemas.openxmlformats.org/drawingml/2006/main" noChangeAspect="1"/>
+            </wp:cNvGraphicFramePr>
+            <a:graphic xmlns:a="http://schemas.openxmlformats.org/drawingml/2006/main">
+              <a:graphicData uri="http://schemas.openxmlformats.org/drawingml/2006/picture">
+                <pic:pic xmlns:pic="http://schemas.openxmlformats.org/drawingml/2006/picture">
+                  <pic:nvPicPr>
+                    <pic:cNvPr id="853833863" name=""/>
+                    <pic:cNvPicPr/>
+                  </pic:nvPicPr>
+                  <pic:blipFill>
+                    <a:blip r:embed="rId20"/>
+                    <a:stretch>
+                      <a:fillRect/>
+                    </a:stretch>
+                  </pic:blipFill>
+                  <pic:spPr>
+                    <a:xfrm>
+                      <a:off x="0" y="0"/>
+                      <a:ext cx="5943600" cy="3116580"/>
+                    </a:xfrm>
+                    <a:prstGeom prst="rect">
+                      <a:avLst/>
+                    </a:prstGeom>
+                  </pic:spPr>
+                </pic:pic>
+              </a:graphicData>
+            </a:graphic>
+          </wp:inline>
+        </w:drawing>
+      </w:r>
+    </w:p>
+    <w:p>
+      <w:r>
+        <w:lastRenderedPageBreak/>
+        <w:drawing>
+          <wp:inline distT="0" distB="0" distL="0" distR="0" wp14:anchorId="6A07869B" wp14:editId="14F2D5E9">
+            <wp:extent cx="5943600" cy="2376170"/>
+            <wp:effectExtent l="0" t="0" r="0" b="5080"/>
+            <wp:docPr id="564869909" name="Picture 1"/>
+            <wp:cNvGraphicFramePr>
+              <a:graphicFrameLocks xmlns:a="http://schemas.openxmlformats.org/drawingml/2006/main" noChangeAspect="1"/>
+            </wp:cNvGraphicFramePr>
+            <a:graphic xmlns:a="http://schemas.openxmlformats.org/drawingml/2006/main">
+              <a:graphicData uri="http://schemas.openxmlformats.org/drawingml/2006/picture">
+                <pic:pic xmlns:pic="http://schemas.openxmlformats.org/drawingml/2006/picture">
+                  <pic:nvPicPr>
+                    <pic:cNvPr id="564869909" name=""/>
+                    <pic:cNvPicPr/>
+                  </pic:nvPicPr>
+                  <pic:blipFill>
+                    <a:blip r:embed="rId21"/>
+                    <a:stretch>
+                      <a:fillRect/>
+                    </a:stretch>
+                  </pic:blipFill>
+                  <pic:spPr>
+                    <a:xfrm>
+                      <a:off x="0" y="0"/>
+                      <a:ext cx="5943600" cy="2376170"/>
+                    </a:xfrm>
+                    <a:prstGeom prst="rect">
+                      <a:avLst/>
+                    </a:prstGeom>
+                  </pic:spPr>
+                </pic:pic>
+              </a:graphicData>
+            </a:graphic>
+          </wp:inline>
+        </w:drawing>
+      </w:r>
+    </w:p>
+    <w:p>
+      <w:r>
+        <w:drawing>
+          <wp:inline distT="0" distB="0" distL="0" distR="0" wp14:anchorId="0AE9A0CA" wp14:editId="16FEFD69">
+            <wp:extent cx="5943600" cy="2416175"/>
+            <wp:effectExtent l="0" t="0" r="0" b="3175"/>
+            <wp:docPr id="813875070" name="Picture 1"/>
+            <wp:cNvGraphicFramePr>
+              <a:graphicFrameLocks xmlns:a="http://schemas.openxmlformats.org/drawingml/2006/main" noChangeAspect="1"/>
+            </wp:cNvGraphicFramePr>
+            <a:graphic xmlns:a="http://schemas.openxmlformats.org/drawingml/2006/main">
+              <a:graphicData uri="http://schemas.openxmlformats.org/drawingml/2006/picture">
+                <pic:pic xmlns:pic="http://schemas.openxmlformats.org/drawingml/2006/picture">
+                  <pic:nvPicPr>
+                    <pic:cNvPr id="813875070" name=""/>
+                    <pic:cNvPicPr/>
+                  </pic:nvPicPr>
+                  <pic:blipFill>
+                    <a:blip r:embed="rId22"/>
+                    <a:stretch>
+                      <a:fillRect/>
+                    </a:stretch>
+                  </pic:blipFill>
+                  <pic:spPr>
+                    <a:xfrm>
+                      <a:off x="0" y="0"/>
+                      <a:ext cx="5943600" cy="2416175"/>
+                    </a:xfrm>
+                    <a:prstGeom prst="rect">
+                      <a:avLst/>
+                    </a:prstGeom>
+                  </pic:spPr>
+                </pic:pic>
+              </a:graphicData>
+            </a:graphic>
+          </wp:inline>
+        </w:drawing>
+      </w:r>
+    </w:p>
+    <w:p>
+      <w:r>
+        <w:drawing>
+          <wp:inline distT="0" distB="0" distL="0" distR="0" wp14:anchorId="0D2C1655" wp14:editId="73680130">
+            <wp:extent cx="5943600" cy="2068830"/>
+            <wp:effectExtent l="0" t="0" r="0" b="7620"/>
+            <wp:docPr id="1959646394" name="Picture 1"/>
+            <wp:cNvGraphicFramePr>
+              <a:graphicFrameLocks xmlns:a="http://schemas.openxmlformats.org/drawingml/2006/main" noChangeAspect="1"/>
+            </wp:cNvGraphicFramePr>
+            <a:graphic xmlns:a="http://schemas.openxmlformats.org/drawingml/2006/main">
+              <a:graphicData uri="http://schemas.openxmlformats.org/drawingml/2006/picture">
+                <pic:pic xmlns:pic="http://schemas.openxmlformats.org/drawingml/2006/picture">
+                  <pic:nvPicPr>
+                    <pic:cNvPr id="1959646394" name=""/>
+                    <pic:cNvPicPr/>
+                  </pic:nvPicPr>
+                  <pic:blipFill>
+                    <a:blip r:embed="rId23"/>
+                    <a:stretch>
+                      <a:fillRect/>
+                    </a:stretch>
+                  </pic:blipFill>
+                  <pic:spPr>
+                    <a:xfrm>
+                      <a:off x="0" y="0"/>
+                      <a:ext cx="5943600" cy="2068830"/>
+                    </a:xfrm>
+                    <a:prstGeom prst="rect">
+                      <a:avLst/>
+                    </a:prstGeom>
+                  </pic:spPr>
+                </pic:pic>
+              </a:graphicData>
+            </a:graphic>
+          </wp:inline>
+        </w:drawing>
+      </w:r>
+    </w:p>
+    <w:p>
+      <w:r>
+        <w:br w:type="page"/>
+      </w:r>
+    </w:p>
+    <w:p>
+      <w:r>
+        <w:lastRenderedPageBreak/>
+        <w:t>d.</w:t>
+      </w:r>
+    </w:p>
+    <w:p>
+      <w:r>
+        <w:drawing>
+          <wp:inline distT="0" distB="0" distL="0" distR="0" wp14:anchorId="408F126F" wp14:editId="3243FF6D">
+            <wp:extent cx="5943600" cy="3816350"/>
+            <wp:effectExtent l="0" t="0" r="0" b="0"/>
+            <wp:docPr id="107591820" name="Picture 1"/>
+            <wp:cNvGraphicFramePr>
+              <a:graphicFrameLocks xmlns:a="http://schemas.openxmlformats.org/drawingml/2006/main" noChangeAspect="1"/>
+            </wp:cNvGraphicFramePr>
+            <a:graphic xmlns:a="http://schemas.openxmlformats.org/drawingml/2006/main">
+              <a:graphicData uri="http://schemas.openxmlformats.org/drawingml/2006/picture">
+                <pic:pic xmlns:pic="http://schemas.openxmlformats.org/drawingml/2006/picture">
+                  <pic:nvPicPr>
+                    <pic:cNvPr id="107591820" name=""/>
+                    <pic:cNvPicPr/>
+                  </pic:nvPicPr>
+                  <pic:blipFill>
+                    <a:blip r:embed="rId24"/>
+                    <a:stretch>
+                      <a:fillRect/>
+                    </a:stretch>
+                  </pic:blipFill>
+                  <pic:spPr>
+                    <a:xfrm>
+                      <a:off x="0" y="0"/>
+                      <a:ext cx="5943600" cy="3816350"/>
+                    </a:xfrm>
+                    <a:prstGeom prst="rect">
+                      <a:avLst/>
+                    </a:prstGeom>
+                  </pic:spPr>
+                </pic:pic>
+              </a:graphicData>
+            </a:graphic>
+          </wp:inline>
+        </w:drawing>
+      </w:r>
+    </w:p>
+    <w:p>
+      <w:r>
+        <w:drawing>
+          <wp:inline distT="0" distB="0" distL="0" distR="0" wp14:anchorId="20694455" wp14:editId="71257220">
+            <wp:extent cx="5943600" cy="3343275"/>
+            <wp:effectExtent l="0" t="0" r="0" b="9525"/>
+            <wp:docPr id="254693151" name="Picture 1"/>
+            <wp:cNvGraphicFramePr>
+              <a:graphicFrameLocks xmlns:a="http://schemas.openxmlformats.org/drawingml/2006/main" noChangeAspect="1"/>
+            </wp:cNvGraphicFramePr>
+            <a:graphic xmlns:a="http://schemas.openxmlformats.org/drawingml/2006/main">
+              <a:graphicData uri="http://schemas.openxmlformats.org/drawingml/2006/picture">
+                <pic:pic xmlns:pic="http://schemas.openxmlformats.org/drawingml/2006/picture">
+                  <pic:nvPicPr>
+                    <pic:cNvPr id="254693151" name=""/>
+                    <pic:cNvPicPr/>
+                  </pic:nvPicPr>
+                  <pic:blipFill>
+                    <a:blip r:embed="rId25"/>
+                    <a:stretch>
+                      <a:fillRect/>
+                    </a:stretch>
+                  </pic:blipFill>
+                  <pic:spPr>
+                    <a:xfrm>
+                      <a:off x="0" y="0"/>
+                      <a:ext cx="5943600" cy="3343275"/>
+                    </a:xfrm>
+                    <a:prstGeom prst="rect">
+                      <a:avLst/>
+                    </a:prstGeom>
+                  </pic:spPr>
+                </pic:pic>
+              </a:graphicData>
+            </a:graphic>
+          </wp:inline>
+        </w:drawing>
+      </w:r>
+    </w:p>
+    <w:p>
+      <w:r>
+        <w:lastRenderedPageBreak/>
+        <w:drawing>
+          <wp:inline distT="0" distB="0" distL="0" distR="0" wp14:anchorId="7C80CA94" wp14:editId="73E88481">
+            <wp:extent cx="5792008" cy="4067743"/>
+            <wp:effectExtent l="0" t="0" r="0" b="9525"/>
+            <wp:docPr id="1937630888" name="Picture 1"/>
+            <wp:cNvGraphicFramePr>
+              <a:graphicFrameLocks xmlns:a="http://schemas.openxmlformats.org/drawingml/2006/main" noChangeAspect="1"/>
+            </wp:cNvGraphicFramePr>
+            <a:graphic xmlns:a="http://schemas.openxmlformats.org/drawingml/2006/main">
+              <a:graphicData uri="http://schemas.openxmlformats.org/drawingml/2006/picture">
+                <pic:pic xmlns:pic="http://schemas.openxmlformats.org/drawingml/2006/picture">
+                  <pic:nvPicPr>
+                    <pic:cNvPr id="1937630888" name=""/>
+                    <pic:cNvPicPr/>
+                  </pic:nvPicPr>
+                  <pic:blipFill>
+                    <a:blip r:embed="rId26"/>
+                    <a:stretch>
+                      <a:fillRect/>
+                    </a:stretch>
+                  </pic:blipFill>
+                  <pic:spPr>
+                    <a:xfrm>
+                      <a:off x="0" y="0"/>
+                      <a:ext cx="5792008" cy="4067743"/>
+                    </a:xfrm>
+                    <a:prstGeom prst="rect">
+                      <a:avLst/>
+                    </a:prstGeom>
+                  </pic:spPr>
+                </pic:pic>
+              </a:graphicData>
+            </a:graphic>
+          </wp:inline>
+        </w:drawing>
+      </w:r>
+    </w:p>
     <w:sectPr>
       <w:pgSz w:w="12240" w:h="15840"/>
       <w:pgMar w:top="1440" w:right="1440" w:bottom="1440" w:left="1440" w:header="720" w:footer="720" w:gutter="0"/>
@@ -6777,6 +7386,7 @@
   <w:style w:type="character" w:default="1" w:styleId="DefaultParagraphFont">
     <w:name w:val="Default Paragraph Font"/>
     <w:uiPriority w:val="1"/>
+    <w:semiHidden/>
     <w:unhideWhenUsed/>
   </w:style>
   <w:style w:type="table" w:default="1" w:styleId="TableNormal">
